--- a/posts/decisiontree/index.docx
+++ b/posts/decisiontree/index.docx
@@ -52,7 +52,7 @@
         </w:p>
       </w:sdtContent>
     </w:sdt>
-    <w:bookmarkStart w:id="20" w:name="decision-tree"/>
+    <w:bookmarkStart w:id="9" w:name="decision-tree"/>
     <w:p>
       <w:pPr>
         <w:pStyle w:val="Heading2"/>
@@ -76,8 +76,8 @@
         </w:pict>
       </w:r>
     </w:p>
-    <w:bookmarkEnd w:id="20"/>
-    <w:bookmarkStart w:id="36" w:name="the-core-idea-behind-decision-trees"/>
+    <w:bookmarkEnd w:id="9"/>
+    <w:bookmarkStart w:id="25" w:name="the-core-idea-behind-decision-trees"/>
     <w:p>
       <w:pPr>
         <w:pStyle w:val="Heading2"/>
@@ -253,19 +253,21 @@
           <m:r>
             <m:t>H</m:t>
           </m:r>
-          <m:d>
-            <m:dPr>
-              <m:begChr m:val="("/>
-              <m:sepChr m:val=""/>
-              <m:endChr m:val=")"/>
-              <m:grow/>
-            </m:dPr>
-            <m:e>
-              <m:r>
-                <m:t>t</m:t>
-              </m:r>
-            </m:e>
-          </m:d>
+          <m:r>
+            <m:rPr>
+              <m:sty m:val="p"/>
+            </m:rPr>
+            <m:t>(</m:t>
+          </m:r>
+          <m:r>
+            <m:t>t</m:t>
+          </m:r>
+          <m:r>
+            <m:rPr>
+              <m:sty m:val="p"/>
+            </m:rPr>
+            <m:t>)</m:t>
+          </m:r>
           <m:r>
             <m:rPr>
               <m:sty m:val="p"/>
@@ -334,28 +336,30 @@
               </m:r>
             </m:sub>
           </m:sSub>
-          <m:d>
-            <m:dPr>
-              <m:begChr m:val="("/>
-              <m:sepChr m:val=""/>
-              <m:endChr m:val=")"/>
-              <m:grow/>
-            </m:dPr>
+          <m:r>
+            <m:rPr>
+              <m:sty m:val="p"/>
+            </m:rPr>
+            <m:t>(</m:t>
+          </m:r>
+          <m:sSub>
             <m:e>
-              <m:sSub>
-                <m:e>
-                  <m:r>
-                    <m:t>p</m:t>
-                  </m:r>
-                </m:e>
-                <m:sub>
-                  <m:r>
-                    <m:t>i</m:t>
-                  </m:r>
-                </m:sub>
-              </m:sSub>
+              <m:r>
+                <m:t>p</m:t>
+              </m:r>
             </m:e>
-          </m:d>
+            <m:sub>
+              <m:r>
+                <m:t>i</m:t>
+              </m:r>
+            </m:sub>
+          </m:sSub>
+          <m:r>
+            <m:rPr>
+              <m:sty m:val="p"/>
+            </m:rPr>
+            <m:t>)</m:t>
+          </m:r>
         </m:oMath>
       </m:oMathPara>
     </w:p>
@@ -787,18 +791,18 @@
           <wp:inline>
             <wp:extent cx="4210050" cy="3581400"/>
             <wp:effectExtent b="0" l="0" r="0" t="0"/>
-            <wp:docPr descr="" title="" id="22" name="Picture"/>
+            <wp:docPr descr="" title="" id="11" name="Picture"/>
             <a:graphic>
               <a:graphicData uri="http://schemas.openxmlformats.org/drawingml/2006/picture">
                 <pic:pic>
                   <pic:nvPicPr>
-                    <pic:cNvPr descr="index_files/figure-docx/cell-2-output-1.png" id="23" name="Picture"/>
+                    <pic:cNvPr descr="index_files/figure-docx/cell-2-output-1.png" id="12" name="Picture"/>
                     <pic:cNvPicPr>
                       <a:picLocks noChangeArrowheads="1" noChangeAspect="1"/>
                     </pic:cNvPicPr>
                   </pic:nvPicPr>
                   <pic:blipFill>
-                    <a:blip r:embed="rId21"/>
+                    <a:blip r:embed="rId10"/>
                     <a:stretch>
                       <a:fillRect/>
                     </a:stretch>
@@ -848,28 +852,30 @@
           <m:r>
             <m:t>G</m:t>
           </m:r>
-          <m:d>
-            <m:dPr>
-              <m:begChr m:val="("/>
-              <m:sepChr m:val=""/>
-              <m:endChr m:val=")"/>
-              <m:grow/>
-            </m:dPr>
-            <m:e>
-              <m:r>
-                <m:t>D</m:t>
-              </m:r>
-              <m:r>
-                <m:rPr>
-                  <m:sty m:val="p"/>
-                </m:rPr>
-                <m:t>,</m:t>
-              </m:r>
-              <m:r>
-                <m:t>A</m:t>
-              </m:r>
-            </m:e>
-          </m:d>
+          <m:r>
+            <m:rPr>
+              <m:sty m:val="p"/>
+            </m:rPr>
+            <m:t>(</m:t>
+          </m:r>
+          <m:r>
+            <m:t>D</m:t>
+          </m:r>
+          <m:r>
+            <m:rPr>
+              <m:sty m:val="p"/>
+            </m:rPr>
+            <m:t>,</m:t>
+          </m:r>
+          <m:r>
+            <m:t>A</m:t>
+          </m:r>
+          <m:r>
+            <m:rPr>
+              <m:sty m:val="p"/>
+            </m:rPr>
+            <m:t>)</m:t>
+          </m:r>
           <m:r>
             <m:rPr>
               <m:sty m:val="p"/>
@@ -879,19 +885,21 @@
           <m:r>
             <m:t>H</m:t>
           </m:r>
-          <m:d>
-            <m:dPr>
-              <m:begChr m:val="("/>
-              <m:sepChr m:val=""/>
-              <m:endChr m:val=")"/>
-              <m:grow/>
-            </m:dPr>
-            <m:e>
-              <m:r>
-                <m:t>D</m:t>
-              </m:r>
-            </m:e>
-          </m:d>
+          <m:r>
+            <m:rPr>
+              <m:sty m:val="p"/>
+            </m:rPr>
+            <m:t>(</m:t>
+          </m:r>
+          <m:r>
+            <m:t>D</m:t>
+          </m:r>
+          <m:r>
+            <m:rPr>
+              <m:sty m:val="p"/>
+            </m:rPr>
+            <m:t>)</m:t>
+          </m:r>
           <m:r>
             <m:rPr>
               <m:sty m:val="p"/>
@@ -922,19 +930,21 @@
                 </m:rPr>
                 <m:t>Values</m:t>
               </m:r>
-              <m:d>
-                <m:dPr>
-                  <m:begChr m:val="("/>
-                  <m:sepChr m:val=""/>
-                  <m:endChr m:val=")"/>
-                  <m:grow/>
-                </m:dPr>
-                <m:e>
-                  <m:r>
-                    <m:t>A</m:t>
-                  </m:r>
-                </m:e>
-              </m:d>
+              <m:r>
+                <m:rPr>
+                  <m:sty m:val="p"/>
+                </m:rPr>
+                <m:t>(</m:t>
+              </m:r>
+              <m:r>
+                <m:t>A</m:t>
+              </m:r>
+              <m:r>
+                <m:rPr>
+                  <m:sty m:val="p"/>
+                </m:rPr>
+                <m:t>)</m:t>
+              </m:r>
             </m:sub>
             <m:sup>
               <m:r>
@@ -947,43 +957,47 @@
                   <m:type m:val="bar"/>
                 </m:fPr>
                 <m:num>
-                  <m:d>
-                    <m:dPr>
-                      <m:begChr m:val="|"/>
-                      <m:sepChr m:val=""/>
-                      <m:endChr m:val="|"/>
-                      <m:grow/>
-                    </m:dPr>
-                    <m:e>
-                      <m:sSub>
-                        <m:e>
-                          <m:r>
-                            <m:t>D</m:t>
-                          </m:r>
-                        </m:e>
-                        <m:sub>
-                          <m:r>
-                            <m:t>v</m:t>
-                          </m:r>
-                        </m:sub>
-                      </m:sSub>
-                    </m:e>
-                  </m:d>
-                </m:num>
-                <m:den>
-                  <m:d>
-                    <m:dPr>
-                      <m:begChr m:val="|"/>
-                      <m:sepChr m:val=""/>
-                      <m:endChr m:val="|"/>
-                      <m:grow/>
-                    </m:dPr>
+                  <m:r>
+                    <m:rPr>
+                      <m:sty m:val="p"/>
+                    </m:rPr>
+                    <m:t>|</m:t>
+                  </m:r>
+                  <m:sSub>
                     <m:e>
                       <m:r>
                         <m:t>D</m:t>
                       </m:r>
                     </m:e>
-                  </m:d>
+                    <m:sub>
+                      <m:r>
+                        <m:t>v</m:t>
+                      </m:r>
+                    </m:sub>
+                  </m:sSub>
+                  <m:r>
+                    <m:rPr>
+                      <m:sty m:val="p"/>
+                    </m:rPr>
+                    <m:t>|</m:t>
+                  </m:r>
+                </m:num>
+                <m:den>
+                  <m:r>
+                    <m:rPr>
+                      <m:sty m:val="p"/>
+                    </m:rPr>
+                    <m:t>|</m:t>
+                  </m:r>
+                  <m:r>
+                    <m:t>D</m:t>
+                  </m:r>
+                  <m:r>
+                    <m:rPr>
+                      <m:sty m:val="p"/>
+                    </m:rPr>
+                    <m:t>|</m:t>
+                  </m:r>
                 </m:den>
               </m:f>
             </m:e>
@@ -991,28 +1005,30 @@
           <m:r>
             <m:t>H</m:t>
           </m:r>
-          <m:d>
-            <m:dPr>
-              <m:begChr m:val="("/>
-              <m:sepChr m:val=""/>
-              <m:endChr m:val=")"/>
-              <m:grow/>
-            </m:dPr>
+          <m:r>
+            <m:rPr>
+              <m:sty m:val="p"/>
+            </m:rPr>
+            <m:t>(</m:t>
+          </m:r>
+          <m:sSub>
             <m:e>
-              <m:sSub>
-                <m:e>
-                  <m:r>
-                    <m:t>D</m:t>
-                  </m:r>
-                </m:e>
-                <m:sub>
-                  <m:r>
-                    <m:t>v</m:t>
-                  </m:r>
-                </m:sub>
-              </m:sSub>
+              <m:r>
+                <m:t>D</m:t>
+              </m:r>
             </m:e>
-          </m:d>
+            <m:sub>
+              <m:r>
+                <m:t>v</m:t>
+              </m:r>
+            </m:sub>
+          </m:sSub>
+          <m:r>
+            <m:rPr>
+              <m:sty m:val="p"/>
+            </m:rPr>
+            <m:t>)</m:t>
+          </m:r>
         </m:oMath>
       </m:oMathPara>
     </w:p>
@@ -1190,6 +1206,9 @@
                 </m:sub>
               </m:sSub>
             </m:oMath>
+            <w:r>
+              <w:t xml:space="preserve">​</w:t>
+            </w:r>
           </w:p>
         </w:tc>
         <w:tc>
@@ -1212,6 +1231,9 @@
                 </m:sub>
               </m:sSub>
             </m:oMath>
+            <w:r>
+              <w:t xml:space="preserve">​</w:t>
+            </w:r>
           </w:p>
         </w:tc>
         <w:tc>
@@ -1416,6 +1438,9 @@
                 <m:t>⋮</m:t>
               </m:r>
             </m:oMath>
+            <w:r>
+              <w:t xml:space="preserve">​</w:t>
+            </w:r>
           </w:p>
         </w:tc>
         <w:tc>
@@ -1432,6 +1457,9 @@
                 <m:t>⋮</m:t>
               </m:r>
             </m:oMath>
+            <w:r>
+              <w:t xml:space="preserve">​</w:t>
+            </w:r>
           </w:p>
         </w:tc>
         <w:tc>
@@ -1448,6 +1476,9 @@
                 <m:t>⋮</m:t>
               </m:r>
             </m:oMath>
+            <w:r>
+              <w:t xml:space="preserve">​</w:t>
+            </w:r>
           </w:p>
         </w:tc>
       </w:tr>
@@ -3031,18 +3062,18 @@
           <wp:inline>
             <wp:extent cx="5334000" cy="4056718"/>
             <wp:effectExtent b="0" l="0" r="0" t="0"/>
-            <wp:docPr descr="" title="" id="25" name="Picture"/>
+            <wp:docPr descr="" title="" id="14" name="Picture"/>
             <a:graphic>
               <a:graphicData uri="http://schemas.openxmlformats.org/drawingml/2006/picture">
                 <pic:pic>
                   <pic:nvPicPr>
-                    <pic:cNvPr descr="index_files/figure-docx/cell-3-output-1.png" id="26" name="Picture"/>
+                    <pic:cNvPr descr="index_files/figure-docx/cell-3-output-1.png" id="15" name="Picture"/>
                     <pic:cNvPicPr>
                       <a:picLocks noChangeArrowheads="1" noChangeAspect="1"/>
                     </pic:cNvPicPr>
                   </pic:nvPicPr>
                   <pic:blipFill>
-                    <a:blip r:embed="rId24"/>
+                    <a:blip r:embed="rId13"/>
                     <a:stretch>
                       <a:fillRect/>
                     </a:stretch>
@@ -3146,18 +3177,18 @@
           <wp:inline>
             <wp:extent cx="5181600" cy="2419927"/>
             <wp:effectExtent b="0" l="0" r="0" t="0"/>
-            <wp:docPr descr="Figure 2: First Split" title="" id="28" name="Picture"/>
+            <wp:docPr descr="Figure 2: First Split" title="" id="17" name="Picture"/>
             <a:graphic>
               <a:graphicData uri="http://schemas.openxmlformats.org/drawingml/2006/picture">
                 <pic:pic>
                   <pic:nvPicPr>
-                    <pic:cNvPr descr="../../posts/decisiontree/root.png" id="29" name="Picture"/>
+                    <pic:cNvPr descr="../../posts/decisiontree/root.png" id="18" name="Picture"/>
                     <pic:cNvPicPr>
                       <a:picLocks noChangeArrowheads="1" noChangeAspect="1"/>
                     </pic:cNvPicPr>
                   </pic:nvPicPr>
                   <pic:blipFill>
-                    <a:blip r:embed="rId27"/>
+                    <a:blip r:embed="rId16"/>
                     <a:stretch>
                       <a:fillRect/>
                     </a:stretch>
@@ -3299,46 +3330,48 @@
           </m:rPr>
           <m:t>=</m:t>
         </m:r>
-        <m:d>
-          <m:dPr>
-            <m:begChr m:val="("/>
-            <m:sepChr m:val=""/>
-            <m:endChr m:val=")"/>
-            <m:grow/>
-          </m:dPr>
+        <m:r>
+          <m:rPr>
+            <m:sty m:val="p"/>
+          </m:rPr>
+          <m:t>(</m:t>
+        </m:r>
+        <m:sSub>
           <m:e>
-            <m:sSub>
-              <m:e>
-                <m:r>
-                  <m:t>x</m:t>
-                </m:r>
-              </m:e>
-              <m:sub>
-                <m:r>
-                  <m:t>0</m:t>
-                </m:r>
-              </m:sub>
-            </m:sSub>
             <m:r>
-              <m:rPr>
-                <m:sty m:val="p"/>
-              </m:rPr>
-              <m:t>,</m:t>
+              <m:t>x</m:t>
             </m:r>
-            <m:sSub>
-              <m:e>
-                <m:r>
-                  <m:t>x</m:t>
-                </m:r>
-              </m:e>
-              <m:sub>
-                <m:r>
-                  <m:t>1</m:t>
-                </m:r>
-              </m:sub>
-            </m:sSub>
           </m:e>
-        </m:d>
+          <m:sub>
+            <m:r>
+              <m:t>0</m:t>
+            </m:r>
+          </m:sub>
+        </m:sSub>
+        <m:r>
+          <m:rPr>
+            <m:sty m:val="p"/>
+          </m:rPr>
+          <m:t>,</m:t>
+        </m:r>
+        <m:sSub>
+          <m:e>
+            <m:r>
+              <m:t>x</m:t>
+            </m:r>
+          </m:e>
+          <m:sub>
+            <m:r>
+              <m:t>1</m:t>
+            </m:r>
+          </m:sub>
+        </m:sSub>
+        <m:r>
+          <m:rPr>
+            <m:sty m:val="p"/>
+          </m:rPr>
+          <m:t>)</m:t>
+        </m:r>
       </m:oMath>
       <w:r>
         <w:t xml:space="preserve">, respectively. We see that the left node is a pure node, because it contains only the red points. Therefore, the entropies at these child nodes</w:t>
@@ -3372,40 +3405,42 @@
           <m:r>
             <m:t>G</m:t>
           </m:r>
-          <m:d>
-            <m:dPr>
-              <m:begChr m:val="("/>
-              <m:sepChr m:val=""/>
-              <m:endChr m:val=")"/>
-              <m:grow/>
-            </m:dPr>
+          <m:r>
+            <m:rPr>
+              <m:sty m:val="p"/>
+            </m:rPr>
+            <m:t>(</m:t>
+          </m:r>
+          <m:r>
+            <m:t>s</m:t>
+          </m:r>
+          <m:r>
+            <m:t>p</m:t>
+          </m:r>
+          <m:r>
+            <m:t>l</m:t>
+          </m:r>
+          <m:r>
+            <m:t>i</m:t>
+          </m:r>
+          <m:sSub>
             <m:e>
               <m:r>
-                <m:t>s</m:t>
+                <m:t>t</m:t>
               </m:r>
+            </m:e>
+            <m:sub>
               <m:r>
-                <m:t>p</m:t>
+                <m:t>1</m:t>
               </m:r>
-              <m:r>
-                <m:t>l</m:t>
-              </m:r>
-              <m:r>
-                <m:t>i</m:t>
-              </m:r>
-              <m:sSub>
-                <m:e>
-                  <m:r>
-                    <m:t>t</m:t>
-                  </m:r>
-                </m:e>
-                <m:sub>
-                  <m:r>
-                    <m:t>1</m:t>
-                  </m:r>
-                </m:sub>
-              </m:sSub>
-            </m:e>
-          </m:d>
+            </m:sub>
+          </m:sSub>
+          <m:r>
+            <m:rPr>
+              <m:sty m:val="p"/>
+            </m:rPr>
+            <m:t>)</m:t>
+          </m:r>
           <m:r>
             <m:rPr>
               <m:sty m:val="p"/>
@@ -3572,18 +3607,18 @@
           <wp:inline>
             <wp:extent cx="5334000" cy="1529226"/>
             <wp:effectExtent b="0" l="0" r="0" t="0"/>
-            <wp:docPr descr="Figure 3: Alternative Split" title="" id="31" name="Picture"/>
+            <wp:docPr descr="Figure 3: Alternative Split" title="" id="20" name="Picture"/>
             <a:graphic>
               <a:graphicData uri="http://schemas.openxmlformats.org/drawingml/2006/picture">
                 <pic:pic>
                   <pic:nvPicPr>
-                    <pic:cNvPr descr="../../posts/decisiontree/op1.png" id="32" name="Picture"/>
+                    <pic:cNvPr descr="../../posts/decisiontree/op1.png" id="21" name="Picture"/>
                     <pic:cNvPicPr>
                       <a:picLocks noChangeArrowheads="1" noChangeAspect="1"/>
                     </pic:cNvPicPr>
                   </pic:nvPicPr>
                   <pic:blipFill>
-                    <a:blip r:embed="rId30"/>
+                    <a:blip r:embed="rId19"/>
                     <a:stretch>
                       <a:fillRect/>
                     </a:stretch>
@@ -3667,46 +3702,48 @@
           </m:rPr>
           <m:t>=</m:t>
         </m:r>
-        <m:d>
-          <m:dPr>
-            <m:begChr m:val="("/>
-            <m:sepChr m:val=""/>
-            <m:endChr m:val=")"/>
-            <m:grow/>
-          </m:dPr>
+        <m:r>
+          <m:rPr>
+            <m:sty m:val="p"/>
+          </m:rPr>
+          <m:t>(</m:t>
+        </m:r>
+        <m:sSub>
           <m:e>
-            <m:sSub>
-              <m:e>
-                <m:r>
-                  <m:t>x</m:t>
-                </m:r>
-              </m:e>
-              <m:sub>
-                <m:r>
-                  <m:t>0</m:t>
-                </m:r>
-              </m:sub>
-            </m:sSub>
             <m:r>
-              <m:rPr>
-                <m:sty m:val="p"/>
-              </m:rPr>
-              <m:t>,</m:t>
+              <m:t>x</m:t>
             </m:r>
-            <m:sSub>
-              <m:e>
-                <m:r>
-                  <m:t>x</m:t>
-                </m:r>
-              </m:e>
-              <m:sub>
-                <m:r>
-                  <m:t>1</m:t>
-                </m:r>
-              </m:sub>
-            </m:sSub>
           </m:e>
-        </m:d>
+          <m:sub>
+            <m:r>
+              <m:t>0</m:t>
+            </m:r>
+          </m:sub>
+        </m:sSub>
+        <m:r>
+          <m:rPr>
+            <m:sty m:val="p"/>
+          </m:rPr>
+          <m:t>,</m:t>
+        </m:r>
+        <m:sSub>
+          <m:e>
+            <m:r>
+              <m:t>x</m:t>
+            </m:r>
+          </m:e>
+          <m:sub>
+            <m:r>
+              <m:t>1</m:t>
+            </m:r>
+          </m:sub>
+        </m:sSub>
+        <m:r>
+          <m:rPr>
+            <m:sty m:val="p"/>
+          </m:rPr>
+          <m:t>)</m:t>
+        </m:r>
       </m:oMath>
       <w:r>
         <w:t xml:space="preserve">, respectively. But in this case we don’t see any pure nodes and the entropies at these child nodes</w:t>
@@ -3740,40 +3777,42 @@
           <m:r>
             <m:t>G</m:t>
           </m:r>
-          <m:d>
-            <m:dPr>
-              <m:begChr m:val="("/>
-              <m:sepChr m:val=""/>
-              <m:endChr m:val=")"/>
-              <m:grow/>
-            </m:dPr>
+          <m:r>
+            <m:rPr>
+              <m:sty m:val="p"/>
+            </m:rPr>
+            <m:t>(</m:t>
+          </m:r>
+          <m:r>
+            <m:t>s</m:t>
+          </m:r>
+          <m:r>
+            <m:t>p</m:t>
+          </m:r>
+          <m:r>
+            <m:t>l</m:t>
+          </m:r>
+          <m:r>
+            <m:t>i</m:t>
+          </m:r>
+          <m:sSub>
             <m:e>
               <m:r>
-                <m:t>s</m:t>
+                <m:t>t</m:t>
               </m:r>
+            </m:e>
+            <m:sub>
               <m:r>
-                <m:t>p</m:t>
+                <m:t>1</m:t>
               </m:r>
-              <m:r>
-                <m:t>l</m:t>
-              </m:r>
-              <m:r>
-                <m:t>i</m:t>
-              </m:r>
-              <m:sSub>
-                <m:e>
-                  <m:r>
-                    <m:t>t</m:t>
-                  </m:r>
-                </m:e>
-                <m:sub>
-                  <m:r>
-                    <m:t>1</m:t>
-                  </m:r>
-                </m:sub>
-              </m:sSub>
-            </m:e>
-          </m:d>
+            </m:sub>
+          </m:sSub>
+          <m:r>
+            <m:rPr>
+              <m:sty m:val="p"/>
+            </m:rPr>
+            <m:t>)</m:t>
+          </m:r>
           <m:r>
             <m:rPr>
               <m:sty m:val="p"/>
@@ -3882,18 +3921,18 @@
           <wp:inline>
             <wp:extent cx="5334000" cy="3570972"/>
             <wp:effectExtent b="0" l="0" r="0" t="0"/>
-            <wp:docPr descr="Figure 4: Second Split" title="" id="34" name="Picture"/>
+            <wp:docPr descr="Figure 4: Second Split" title="" id="23" name="Picture"/>
             <a:graphic>
               <a:graphicData uri="http://schemas.openxmlformats.org/drawingml/2006/picture">
                 <pic:pic>
                   <pic:nvPicPr>
-                    <pic:cNvPr descr="../../posts/decisiontree/tree.png" id="35" name="Picture"/>
+                    <pic:cNvPr descr="../../posts/decisiontree/tree.png" id="24" name="Picture"/>
                     <pic:cNvPicPr>
                       <a:picLocks noChangeArrowheads="1" noChangeAspect="1"/>
                     </pic:cNvPicPr>
                   </pic:nvPicPr>
                   <pic:blipFill>
-                    <a:blip r:embed="rId33"/>
+                    <a:blip r:embed="rId22"/>
                     <a:stretch>
                       <a:fillRect/>
                     </a:stretch>
@@ -3939,104 +3978,108 @@
         <w:t xml:space="preserve"> </w:t>
       </w:r>
       <m:oMath>
-        <m:d>
-          <m:dPr>
-            <m:begChr m:val="("/>
-            <m:sepChr m:val=""/>
-            <m:endChr m:val=")"/>
-            <m:grow/>
-          </m:dPr>
+        <m:r>
+          <m:rPr>
+            <m:sty m:val="p"/>
+          </m:rPr>
+          <m:t>(</m:t>
+        </m:r>
+        <m:sSub>
           <m:e>
-            <m:sSub>
-              <m:e>
-                <m:r>
-                  <m:t>x</m:t>
-                </m:r>
-              </m:e>
-              <m:sub>
-                <m:r>
-                  <m:t>0</m:t>
-                </m:r>
-              </m:sub>
-            </m:sSub>
             <m:r>
-              <m:rPr>
-                <m:sty m:val="p"/>
-              </m:rPr>
-              <m:t>,</m:t>
-            </m:r>
-            <m:sSub>
-              <m:e>
-                <m:r>
-                  <m:t>x</m:t>
-                </m:r>
-              </m:e>
-              <m:sub>
-                <m:r>
-                  <m:t>1</m:t>
-                </m:r>
-              </m:sub>
-            </m:sSub>
-            <m:r>
-              <m:rPr>
-                <m:sty m:val="p"/>
-              </m:rPr>
-              <m:t>,</m:t>
-            </m:r>
-            <m:r>
-              <m:t>C</m:t>
-            </m:r>
-            <m:r>
-              <m:t>l</m:t>
-            </m:r>
-            <m:r>
-              <m:t>a</m:t>
-            </m:r>
-            <m:r>
-              <m:t>s</m:t>
-            </m:r>
-            <m:r>
-              <m:t>s</m:t>
+              <m:t>x</m:t>
             </m:r>
           </m:e>
-        </m:d>
+          <m:sub>
+            <m:r>
+              <m:t>0</m:t>
+            </m:r>
+          </m:sub>
+        </m:sSub>
+        <m:r>
+          <m:rPr>
+            <m:sty m:val="p"/>
+          </m:rPr>
+          <m:t>,</m:t>
+        </m:r>
+        <m:sSub>
+          <m:e>
+            <m:r>
+              <m:t>x</m:t>
+            </m:r>
+          </m:e>
+          <m:sub>
+            <m:r>
+              <m:t>1</m:t>
+            </m:r>
+          </m:sub>
+        </m:sSub>
+        <m:r>
+          <m:rPr>
+            <m:sty m:val="p"/>
+          </m:rPr>
+          <m:t>,</m:t>
+        </m:r>
+        <m:r>
+          <m:t>C</m:t>
+        </m:r>
+        <m:r>
+          <m:t>l</m:t>
+        </m:r>
+        <m:r>
+          <m:t>a</m:t>
+        </m:r>
+        <m:r>
+          <m:t>s</m:t>
+        </m:r>
+        <m:r>
+          <m:t>s</m:t>
+        </m:r>
+        <m:r>
+          <m:rPr>
+            <m:sty m:val="p"/>
+          </m:rPr>
+          <m:t>)</m:t>
+        </m:r>
         <m:r>
           <m:rPr>
             <m:sty m:val="p"/>
           </m:rPr>
           <m:t>=</m:t>
         </m:r>
-        <m:d>
-          <m:dPr>
-            <m:begChr m:val="("/>
-            <m:sepChr m:val=""/>
-            <m:endChr m:val=")"/>
-            <m:grow/>
-          </m:dPr>
-          <m:e>
-            <m:r>
-              <m:t>10</m:t>
-            </m:r>
-            <m:r>
-              <m:rPr>
-                <m:sty m:val="p"/>
-              </m:rPr>
-              <m:t>,</m:t>
-            </m:r>
-            <m:r>
-              <m:t>7</m:t>
-            </m:r>
-            <m:r>
-              <m:rPr>
-                <m:sty m:val="p"/>
-              </m:rPr>
-              <m:t>,</m:t>
-            </m:r>
-            <m:r>
-              <m:t>1</m:t>
-            </m:r>
-          </m:e>
-        </m:d>
+        <m:r>
+          <m:rPr>
+            <m:sty m:val="p"/>
+          </m:rPr>
+          <m:t>(</m:t>
+        </m:r>
+        <m:r>
+          <m:t>10</m:t>
+        </m:r>
+        <m:r>
+          <m:rPr>
+            <m:sty m:val="p"/>
+          </m:rPr>
+          <m:t>,</m:t>
+        </m:r>
+        <m:r>
+          <m:t>7</m:t>
+        </m:r>
+        <m:r>
+          <m:rPr>
+            <m:sty m:val="p"/>
+          </m:rPr>
+          <m:t>,</m:t>
+        </m:r>
+        <m:r>
+          <m:t>1</m:t>
+        </m:r>
+        <m:r>
+          <m:rPr>
+            <m:sty m:val="p"/>
+          </m:rPr>
+          <m:t>)</m:t>
+        </m:r>
       </m:oMath>
       <w:r>
         <w:t xml:space="preserve">. Based on our tree above, since</w:t>
@@ -4108,8 +4151,8 @@
         <w:t xml:space="preserve">. So it moves to the left grand child gradually traverse through the tree and ended up to the very bottom layer left leaf node.</w:t>
       </w:r>
     </w:p>
-    <w:bookmarkEnd w:id="36"/>
-    <w:bookmarkStart w:id="37" w:name="building-a-decision-tree"/>
+    <w:bookmarkEnd w:id="25"/>
+    <w:bookmarkStart w:id="26" w:name="building-a-decision-tree"/>
     <w:p>
       <w:pPr>
         <w:pStyle w:val="Heading2"/>
@@ -4175,8 +4218,8 @@
         <w:t xml:space="preserve">: The tree stops growing when all samples in a node belong to the same class, the maximum depth is reached, or further splitting doesn’t add value.</w:t>
       </w:r>
     </w:p>
-    <w:bookmarkEnd w:id="37"/>
-    <w:bookmarkStart w:id="41" w:name="Xe1bcabe96b37022e1a602c13e5bdd98a6f76249"/>
+    <w:bookmarkEnd w:id="26"/>
+    <w:bookmarkStart w:id="30" w:name="Xe1bcabe96b37022e1a602c13e5bdd98a6f76249"/>
     <w:p>
       <w:pPr>
         <w:pStyle w:val="Heading2"/>
@@ -5359,18 +5402,18 @@
           <wp:inline>
             <wp:extent cx="5334000" cy="3415799"/>
             <wp:effectExtent b="0" l="0" r="0" t="0"/>
-            <wp:docPr descr="" title="" id="39" name="Picture"/>
+            <wp:docPr descr="" title="" id="28" name="Picture"/>
             <a:graphic>
               <a:graphicData uri="http://schemas.openxmlformats.org/drawingml/2006/picture">
                 <pic:pic>
                   <pic:nvPicPr>
-                    <pic:cNvPr descr="index_files/figure-docx/cell-4-output-2.png" id="40" name="Picture"/>
+                    <pic:cNvPr descr="index_files/figure-docx/cell-4-output-2.png" id="29" name="Picture"/>
                     <pic:cNvPicPr>
                       <a:picLocks noChangeArrowheads="1" noChangeAspect="1"/>
                     </pic:cNvPicPr>
                   </pic:nvPicPr>
                   <pic:blipFill>
-                    <a:blip r:embed="rId38"/>
+                    <a:blip r:embed="rId27"/>
                     <a:stretch>
                       <a:fillRect/>
                     </a:stretch>
@@ -5397,8 +5440,8 @@
         </w:drawing>
       </w:r>
     </w:p>
-    <w:bookmarkEnd w:id="41"/>
-    <w:bookmarkStart w:id="42" w:name="discussion-on-decision-tree"/>
+    <w:bookmarkEnd w:id="30"/>
+    <w:bookmarkStart w:id="31" w:name="discussion-on-decision-tree"/>
     <w:p>
       <w:pPr>
         <w:pStyle w:val="Heading2"/>
@@ -5415,8 +5458,8 @@
         <w:t xml:space="preserve">Being a simple algorithm, it has both pros and cons. It is robust to training data and the training data can contain missing values. However, it is a greedy algorithm, a problem-solving technique that chooses the best option in the current situation, without considering the overall outcome. It also face the overfitting issue.</w:t>
       </w:r>
     </w:p>
-    <w:bookmarkEnd w:id="42"/>
-    <w:bookmarkStart w:id="45" w:name="reference"/>
+    <w:bookmarkEnd w:id="31"/>
+    <w:bookmarkStart w:id="34" w:name="reference"/>
     <w:p>
       <w:pPr>
         <w:pStyle w:val="Heading2"/>
@@ -5429,7 +5472,7 @@
       <w:pPr>
         <w:pStyle w:val="FirstParagraph"/>
       </w:pPr>
-      <w:hyperlink r:id="rId43">
+      <w:hyperlink r:id="rId32">
         <w:r>
           <w:rPr>
             <w:rStyle w:val="Hyperlink"/>
@@ -5489,8 +5532,8 @@
         <w:t xml:space="preserve"> </w:t>
       </w:r>
     </w:p>
-    <w:bookmarkStart w:id="44" w:name="fb-root"/>
-    <w:bookmarkEnd w:id="44"/>
+    <w:bookmarkStart w:id="33" w:name="fb-root"/>
+    <w:bookmarkEnd w:id="33"/>
     <w:p>
       <w:pPr>
         <w:pStyle w:val="BodyText"/>
@@ -5503,7 +5546,7 @@
         <w:t xml:space="preserve">You may also like</w:t>
       </w:r>
     </w:p>
-    <w:bookmarkEnd w:id="45"/>
+    <w:bookmarkEnd w:id="34"/>
     <w:sectPr>
       <w:footnotePr>
         <w:numRestart w:val="eachSect"/>
@@ -5846,10 +5889,10 @@
   <w:docDefaults>
     <w:rPrDefault>
       <w:rPr>
-        <w:rFonts w:asciiTheme="minorHAnsi" w:cstheme="minorBidi" w:eastAsiaTheme="minorHAnsi" w:hAnsiTheme="minorHAnsi"/>
+        <w:rFonts w:asciiTheme="minorHAnsi" w:cstheme="minorBidi" w:eastAsiaTheme="minorEastAsia" w:hAnsiTheme="minorHAnsi"/>
         <w:sz w:val="24"/>
         <w:szCs w:val="24"/>
-        <w:lang w:bidi="ar-SA" w:eastAsia="en-US" w:val="en-US"/>
+        <w:lang w:bidi="ar-SA" w:eastAsia="zh-CN" w:val="en-US"/>
       </w:rPr>
     </w:rPrDefault>
     <w:pPrDefault>
@@ -6390,13 +6433,6 @@
       </w:tblCellMar>
     </w:tblPr>
     <w:tblStylePr w:type="firstRow">
-      <w:tblPr>
-        <w:jc w:val="left"/>
-        <w:tblInd w:type="dxa" w:w="0"/>
-      </w:tblPr>
-      <w:trPr>
-        <w:jc w:val="left"/>
-      </w:trPr>
       <w:tcPr>
         <w:tcBorders>
           <w:bottom w:val="single"/>

--- a/posts/decisiontree/index.docx
+++ b/posts/decisiontree/index.docx
@@ -5366,7 +5366,7 @@
         <w:rPr>
           <w:rStyle w:val="VerbatimChar"/>
         </w:rPr>
-        <w:t xml:space="preserve">1          9          9      0                1</w:t>
+        <w:t xml:space="preserve">1          9          9      0                0</w:t>
       </w:r>
       <w:r>
         <w:br/>
@@ -5390,7 +5390,7 @@
         <w:rPr>
           <w:rStyle w:val="VerbatimChar"/>
         </w:rPr>
-        <w:t xml:space="preserve">Accuracy score: 0.33</w:t>
+        <w:t xml:space="preserve">Accuracy score: 0.67</w:t>
       </w:r>
     </w:p>
     <w:p>

--- a/posts/decisiontree/index.docx
+++ b/posts/decisiontree/index.docx
@@ -5366,7 +5366,7 @@
         <w:rPr>
           <w:rStyle w:val="VerbatimChar"/>
         </w:rPr>
-        <w:t xml:space="preserve">1          9          9      0                0</w:t>
+        <w:t xml:space="preserve">1          9          9      0                1</w:t>
       </w:r>
       <w:r>
         <w:br/>
@@ -5390,7 +5390,7 @@
         <w:rPr>
           <w:rStyle w:val="VerbatimChar"/>
         </w:rPr>
-        <w:t xml:space="preserve">Accuracy score: 0.67</w:t>
+        <w:t xml:space="preserve">Accuracy score: 0.33</w:t>
       </w:r>
     </w:p>
     <w:p>

--- a/posts/decisiontree/index.docx
+++ b/posts/decisiontree/index.docx
@@ -5459,7 +5459,7 @@
       </w:r>
     </w:p>
     <w:bookmarkEnd w:id="31"/>
-    <w:bookmarkStart w:id="34" w:name="reference"/>
+    <w:bookmarkStart w:id="33" w:name="reference"/>
     <w:p>
       <w:pPr>
         <w:pStyle w:val="Heading2"/>
@@ -5490,63 +5490,10 @@
           <w:b/>
           <w:bCs/>
         </w:rPr>
-        <w:t xml:space="preserve">Share on</w:t>
+        <w:t xml:space="preserve">You may also like</w:t>
       </w:r>
     </w:p>
-    <w:p>
-      <w:pPr>
-        <w:pStyle w:val="BodyText"/>
-      </w:pPr>
-    </w:p>
-    <w:p>
-      <w:pPr>
-        <w:pStyle w:val="BodyText"/>
-      </w:pPr>
-      <w:r>
-        <w:t xml:space="preserve"> </w:t>
-      </w:r>
-    </w:p>
-    <w:p>
-      <w:pPr>
-        <w:pStyle w:val="BodyText"/>
-      </w:pPr>
-    </w:p>
-    <w:p>
-      <w:pPr>
-        <w:pStyle w:val="BodyText"/>
-      </w:pPr>
-      <w:r>
-        <w:t xml:space="preserve"> </w:t>
-      </w:r>
-    </w:p>
-    <w:p>
-      <w:pPr>
-        <w:pStyle w:val="BodyText"/>
-      </w:pPr>
-    </w:p>
-    <w:p>
-      <w:pPr>
-        <w:pStyle w:val="BodyText"/>
-      </w:pPr>
-      <w:r>
-        <w:t xml:space="preserve"> </w:t>
-      </w:r>
-    </w:p>
-    <w:bookmarkStart w:id="33" w:name="fb-root"/>
     <w:bookmarkEnd w:id="33"/>
-    <w:p>
-      <w:pPr>
-        <w:pStyle w:val="BodyText"/>
-      </w:pPr>
-      <w:r>
-        <w:rPr>
-          <w:b/>
-          <w:bCs/>
-        </w:rPr>
-        <w:t xml:space="preserve">You may also like</w:t>
-      </w:r>
-    </w:p>
-    <w:bookmarkEnd w:id="34"/>
     <w:sectPr>
       <w:footnotePr>
         <w:numRestart w:val="eachSect"/>
